--- a/docs/bao_cao_khoa_luan.docx
+++ b/docs/bao_cao_khoa_luan.docx
@@ -142,6 +142,16 @@
           <w:szCs w:val="26"/>
         </w:rPr>
         <w:t>- Về mặt ứng dụng: Đóng gói toàn bộ mô hình thành ứng dụng Web đa nền tảng bằng kiến trúc Streamlit, tổ chức luồng giao diện mạch lạc giúp quá trình khảo sát từ nhập liệu, dự đoán tới xuất báo cáo diễn ra trơn tru.</w:t>
+      </w:r>
+    </w:p>
+    <w:p>
+      <w:pPr/>
+      <w:r>
+        <w:rPr>
+          <w:rFonts w:ascii="Times New Roman" w:hAnsi="Times New Roman"/>
+          <w:sz w:val="26"/>
+        </w:rPr>
+        <w:t>- Về mặt trải nghiệm người dùng: Tích hợp Trợ lý ảo AI (Google Gemini Chatbot) dưới dạng widget nổi, cho phép sinh viên nhận tư vấn cá nhân hóa về ngành nghề, tuyển sinh và tâm lý học đường theo thời gian thực. Đồng thời, xây dựng hệ thống quản lý hình ảnh chuyên nghiệp qua Cloudinary CDN và Admin Dashboard toàn diện cho phép quản trị viên tùy chỉnh nội dung mà không cần can thiệp mã nguồn.</w:t>
       </w:r>
     </w:p>
     <w:p>
